--- a/Docs/Trabajo_de_grado_Recorrido_360_UdB.docx
+++ b/Docs/Trabajo_de_grado_Recorrido_360_UdB.docx
@@ -9682,7 +9682,7 @@
           <w:sz w:val="24"/>
           <w:szCs w:val="24"/>
         </w:rPr>
-        <w:t xml:space="preserve">El recorrido funciona en una sola escena. La cámara permanece en un punto fijo y lo que cambia es el material de cielo, es decir, la panorámica que la rodea. Sobre esa base operan tres capas: los elementos ubicados en el espacio (botones de teletransporte, puntos de edificio y puntos de información), la interfaz fija en pantalla (menú, guía y fichas) y los servicios que no se ven (transiciones, carga de imágenes y registro de uso). El programa está compuesto por 16 archivos de código con cerca de 6.300 líneas.</w:t>
+        <w:t xml:space="preserve">El recorrido funciona en una sola escena. La cámara permanece en un punto fijo y lo que cambia es el material de cielo, es decir, la panorámica que la rodea. Sobre esa base operan tres capas: los elementos ubicados en el espacio (botones de teletransporte, puntos de edificio y puntos de información), la interfaz fija en pantalla (menú, guía y fichas) y los servicios que no se ven (transiciones, carga de imágenes y registro de uso). El programa está compuesto por 21 archivos de código con cerca de 7.000 líneas. La figura siguiente resume las tres capas y la relación entre sus componentes.</w:t>
       </w:r>
     </w:p>
     <w:p>
@@ -9867,7 +9867,7 @@
                 <w:sz w:val="22"/>
                 <w:szCs w:val="22"/>
               </w:rPr>
-              <w:t xml:space="preserve">Giro de la cámara por arrastre con ratón o dedo y acercamiento limitado con rueda o pellizco</w:t>
+              <w:t xml:space="preserve">Giro de la cámara por arrastre con ratón o dedo, con inercia en pantallas táctiles, y acercamiento limitado con rueda o pellizco</w:t>
             </w:r>
           </w:p>
         </w:tc>
@@ -10506,7 +10506,7 @@
                 <w:sz w:val="22"/>
                 <w:szCs w:val="22"/>
               </w:rPr>
-              <w:t xml:space="preserve">Descarga de cada panorámica en el momento en que se necesita (versión web)</w:t>
+              <w:t xml:space="preserve">Descarga de cada panorámica cuando se necesita y adelanto de las vecinas (versión web)</w:t>
             </w:r>
           </w:p>
         </w:tc>
@@ -10544,7 +10544,7 @@
                 <w:sz w:val="22"/>
                 <w:szCs w:val="22"/>
               </w:rPr>
-              <w:t xml:space="preserve">MarcaUdB y AplicarMarcaUdB</w:t>
+              <w:t xml:space="preserve">MarcaUdB, AplicarMarcaUdB y AnimacionesUI</w:t>
             </w:r>
           </w:p>
         </w:tc>
@@ -10577,7 +10577,7 @@
                 <w:sz w:val="22"/>
                 <w:szCs w:val="22"/>
               </w:rPr>
-              <w:t xml:space="preserve">Colores, tipografía y estilos de la interfaz</w:t>
+              <w:t xml:space="preserve">Colores, tipografía, estilos y animaciones de la interfaz</w:t>
             </w:r>
           </w:p>
         </w:tc>
@@ -10695,6 +10695,229 @@
         </w:rPr>
         <w:br/>
         <w:t xml:space="preserve">Esquema de la arquitectura del recorrido</w:t>
+      </w:r>
+    </w:p>
+    <w:p>
+      <w:pPr>
+        <w:spacing w:after="0"/>
+        <w:jc w:val="center"/>
+      </w:pPr>
+      <w:r>
+        <w:drawing>
+          <wp:inline distT="0" distB="0" distL="0" distR="0">
+            <wp:extent cx="5715000" cy="4857750"/>
+            <wp:effectExtent t="0" r="0" b="0" l="0"/>
+            <wp:docPr id="1" name="" descr="" title=""/>
+            <wp:cNvGraphicFramePr>
+              <a:graphicFrameLocks xmlns:a="http://schemas.openxmlformats.org/drawingml/2006/main" noChangeAspect="1"/>
+            </wp:cNvGraphicFramePr>
+            <a:graphic xmlns:a="http://schemas.openxmlformats.org/drawingml/2006/main">
+              <a:graphicData uri="http://schemas.openxmlformats.org/drawingml/2006/picture">
+                <pic:pic xmlns:pic="http://schemas.openxmlformats.org/drawingml/2006/picture">
+                  <pic:nvPicPr>
+                    <pic:cNvPr id="0" name="" descr=""/>
+                    <pic:cNvPicPr>
+                      <a:picLocks noChangeAspect="1" noChangeArrowheads="1"/>
+                    </pic:cNvPicPr>
+                  </pic:nvPicPr>
+                  <pic:blipFill>
+                    <a:blip r:embed="rId10" cstate="none"/>
+                    <a:srcRect/>
+                    <a:stretch>
+                      <a:fillRect/>
+                    </a:stretch>
+                  </pic:blipFill>
+                  <pic:spPr bwMode="auto">
+                    <a:xfrm>
+                      <a:off x="0" y="0"/>
+                      <a:ext cx="5715000" cy="4857750"/>
+                    </a:xfrm>
+                    <a:prstGeom prst="rect">
+                      <a:avLst/>
+                    </a:prstGeom>
+                  </pic:spPr>
+                </pic:pic>
+              </a:graphicData>
+            </a:graphic>
+          </wp:inline>
+        </w:drawing>
+      </w:r>
+    </w:p>
+    <w:p>
+      <w:pPr>
+        <w:spacing w:after="240" w:line="240"/>
+        <w:jc w:val="left"/>
+      </w:pPr>
+      <w:r>
+        <w:rPr>
+          <w:rFonts w:ascii="Times New Roman" w:cs="Times New Roman" w:eastAsia="Times New Roman" w:hAnsi="Times New Roman"/>
+          <w:sz w:val="20"/>
+          <w:szCs w:val="20"/>
+        </w:rPr>
+        <w:t xml:space="preserve">Fuente: autores de la investigación.</w:t>
+      </w:r>
+    </w:p>
+    <w:p>
+      <w:pPr>
+        <w:pStyle w:val="Heading3"/>
+        <w:spacing w:after="0" w:before="240" w:line="360"/>
+        <w:jc w:val="left"/>
+      </w:pPr>
+      <w:r>
+        <w:rPr>
+          <w:rFonts w:ascii="Times New Roman" w:cs="Times New Roman" w:eastAsia="Times New Roman" w:hAnsi="Times New Roman"/>
+          <w:b/>
+          <w:bCs/>
+          <w:i/>
+          <w:iCs/>
+          <w:sz w:val="24"/>
+          <w:szCs w:val="24"/>
+        </w:rPr>
+        <w:t xml:space="preserve">7.3.3 Sistema de navegación</w:t>
+      </w:r>
+    </w:p>
+    <w:p>
+      <w:pPr>
+        <w:spacing w:after="0" w:line="360"/>
+        <w:ind w:firstLine="709"/>
+        <w:jc w:val="both"/>
+      </w:pPr>
+      <w:r>
+        <w:rPr>
+          <w:rFonts w:ascii="Times New Roman" w:cs="Times New Roman" w:eastAsia="Times New Roman" w:hAnsi="Times New Roman"/>
+          <w:sz w:val="24"/>
+          <w:szCs w:val="24"/>
+        </w:rPr>
+        <w:t xml:space="preserve">La navegación combina tres mecanismos, para que el usuario pueda moverse paso a paso o ir directamente a un lugar.</w:t>
+      </w:r>
+    </w:p>
+    <w:p>
+      <w:pPr>
+        <w:spacing w:after="0" w:line="360"/>
+        <w:ind w:firstLine="709"/>
+        <w:jc w:val="both"/>
+      </w:pPr>
+      <w:r>
+        <w:rPr>
+          <w:rFonts w:ascii="Times New Roman" w:cs="Times New Roman" w:eastAsia="Times New Roman" w:hAnsi="Times New Roman"/>
+          <w:b/>
+          <w:bCs/>
+          <w:sz w:val="24"/>
+          <w:szCs w:val="24"/>
+        </w:rPr>
+        <w:t xml:space="preserve">Giro de la vista. </w:t>
+      </w:r>
+      <w:r>
+        <w:rPr>
+          <w:rFonts w:ascii="Times New Roman" w:cs="Times New Roman" w:eastAsia="Times New Roman" w:hAnsi="Times New Roman"/>
+          <w:sz w:val="24"/>
+          <w:szCs w:val="24"/>
+        </w:rPr>
+        <w:t xml:space="preserve">el usuario arrastra con el ratón o con el dedo para mirar alrededor. El movimiento sigue el sentido del arrastre, como en los mapas en línea, que fue el comportamiento que resultó más natural en las pruebas internas. En pantallas táctiles el giro tiene suavizado e inercia, de modo que la vista se desliza un poco al soltar el dedo. El acercamiento con la rueda del ratón o con dos dedos está limitado para no romper la sensación de estar de pie en un punto.</w:t>
+      </w:r>
+    </w:p>
+    <w:p>
+      <w:pPr>
+        <w:spacing w:after="0" w:line="360"/>
+        <w:ind w:firstLine="709"/>
+        <w:jc w:val="both"/>
+      </w:pPr>
+      <w:r>
+        <w:rPr>
+          <w:rFonts w:ascii="Times New Roman" w:cs="Times New Roman" w:eastAsia="Times New Roman" w:hAnsi="Times New Roman"/>
+          <w:b/>
+          <w:bCs/>
+          <w:sz w:val="24"/>
+          <w:szCs w:val="24"/>
+        </w:rPr>
+        <w:t xml:space="preserve">Teletransporte. </w:t>
+      </w:r>
+      <w:r>
+        <w:rPr>
+          <w:rFonts w:ascii="Times New Roman" w:cs="Times New Roman" w:eastAsia="Times New Roman" w:hAnsi="Times New Roman"/>
+          <w:sz w:val="24"/>
+          <w:szCs w:val="24"/>
+        </w:rPr>
+        <w:t xml:space="preserve">en cada panorámica se muestran botones ubicados en la dirección de los lugares vecinos. Al pulsar un botón, la pantalla hace una transición breve y se carga la panorámica de destino. Un gestor define qué botones pertenecen a cada panorámica, de modo que solo se muestran los que corresponden al lugar actual. Este mecanismo reproduce la lógica de avanzar por una ruta y sostiene la continuidad espacial entre espacios.</w:t>
+      </w:r>
+    </w:p>
+    <w:p>
+      <w:pPr>
+        <w:spacing w:after="0" w:line="360"/>
+        <w:ind w:firstLine="709"/>
+        <w:jc w:val="both"/>
+      </w:pPr>
+      <w:r>
+        <w:rPr>
+          <w:rFonts w:ascii="Times New Roman" w:cs="Times New Roman" w:eastAsia="Times New Roman" w:hAnsi="Times New Roman"/>
+          <w:b/>
+          <w:bCs/>
+          <w:sz w:val="24"/>
+          <w:szCs w:val="24"/>
+        </w:rPr>
+        <w:t xml:space="preserve">Puntos de edificio. </w:t>
+      </w:r>
+      <w:r>
+        <w:rPr>
+          <w:rFonts w:ascii="Times New Roman" w:cs="Times New Roman" w:eastAsia="Times New Roman" w:hAnsi="Times New Roman"/>
+          <w:sz w:val="24"/>
+          <w:szCs w:val="24"/>
+        </w:rPr>
+        <w:t xml:space="preserve">en la vista aérea de inicio, cada edificio tiene un punto que abre un menú con sus lugares. Solo puede haber un menú abierto a la vez. El menú se cierra al elegir un lugar, al pulsar el botón de cierre o al tocar fuera de él, y mientras está abierto los demás elementos no responden, para evitar selecciones accidentales.</w:t>
+      </w:r>
+    </w:p>
+    <w:p>
+      <w:pPr>
+        <w:spacing w:after="0" w:line="360"/>
+        <w:ind w:firstLine="709"/>
+        <w:jc w:val="both"/>
+      </w:pPr>
+      <w:r>
+        <w:rPr>
+          <w:rFonts w:ascii="Times New Roman" w:cs="Times New Roman" w:eastAsia="Times New Roman" w:hAnsi="Times New Roman"/>
+          <w:b/>
+          <w:bCs/>
+          <w:sz w:val="24"/>
+          <w:szCs w:val="24"/>
+        </w:rPr>
+        <w:t xml:space="preserve">Menú lateral. </w:t>
+      </w:r>
+      <w:r>
+        <w:rPr>
+          <w:rFonts w:ascii="Times New Roman" w:cs="Times New Roman" w:eastAsia="Times New Roman" w:hAnsi="Times New Roman"/>
+          <w:sz w:val="24"/>
+          <w:szCs w:val="24"/>
+        </w:rPr>
+        <w:t xml:space="preserve">un botón fijo abre un panel con todos los lugares del campus agrupados por zona. Permite ir a cualquier lugar desde cualquier punto del recorrido e indica en qué lugar se encuentra el usuario, lo que atiende la heurística de visibilidad del estado del sistema (Nielsen, 1994).</w:t>
+      </w:r>
+    </w:p>
+    <w:p>
+      <w:pPr>
+        <w:pStyle w:val="TituloFigura"/>
+        <w:keepNext/>
+        <w:spacing w:after="0" w:before="240" w:line="360"/>
+        <w:jc w:val="left"/>
+      </w:pPr>
+      <w:r>
+        <w:rPr>
+          <w:rFonts w:ascii="Times New Roman" w:cs="Times New Roman" w:eastAsia="Times New Roman" w:hAnsi="Times New Roman"/>
+          <w:b/>
+          <w:bCs/>
+          <w:sz w:val="24"/>
+          <w:szCs w:val="24"/>
+        </w:rPr>
+        <w:t xml:space="preserve">Figura 7</w:t>
+      </w:r>
+      <w:r>
+        <w:rPr>
+          <w:rFonts w:ascii="Times New Roman" w:cs="Times New Roman" w:eastAsia="Times New Roman" w:hAnsi="Times New Roman"/>
+          <w:i/>
+          <w:iCs/>
+          <w:sz w:val="24"/>
+          <w:szCs w:val="24"/>
+        </w:rPr>
+        <w:br/>
+        <w:t xml:space="preserve">Vista aérea de inicio con los puntos de edificio</w:t>
       </w:r>
     </w:p>
     <w:p>
@@ -10715,7 +10938,7 @@
           <w:szCs w:val="22"/>
           <w:highlight w:val="yellow"/>
         </w:rPr>
-        <w:t xml:space="preserve">INSERTAR FIGURA: diagrama de las tres capas (elementos en el espacio, interfaz en pantalla, servicios) y la relación entre componentes.</w:t>
+        <w:t xml:space="preserve">INSERTAR FIGURA: captura del recorrido en la vista de inicio, con los puntos de los edificios y un menú abierto.</w:t>
       </w:r>
     </w:p>
     <w:p>
@@ -10730,140 +10953,6 @@
           <w:szCs w:val="20"/>
         </w:rPr>
         <w:t xml:space="preserve">Fuente: autores de la investigación.</w:t>
-      </w:r>
-    </w:p>
-    <w:p>
-      <w:pPr>
-        <w:pStyle w:val="Heading3"/>
-        <w:spacing w:after="0" w:before="240" w:line="360"/>
-        <w:jc w:val="left"/>
-      </w:pPr>
-      <w:r>
-        <w:rPr>
-          <w:rFonts w:ascii="Times New Roman" w:cs="Times New Roman" w:eastAsia="Times New Roman" w:hAnsi="Times New Roman"/>
-          <w:b/>
-          <w:bCs/>
-          <w:i/>
-          <w:iCs/>
-          <w:sz w:val="24"/>
-          <w:szCs w:val="24"/>
-        </w:rPr>
-        <w:t xml:space="preserve">7.3.3 Sistema de navegación</w:t>
-      </w:r>
-    </w:p>
-    <w:p>
-      <w:pPr>
-        <w:spacing w:after="0" w:line="360"/>
-        <w:ind w:firstLine="709"/>
-        <w:jc w:val="both"/>
-      </w:pPr>
-      <w:r>
-        <w:rPr>
-          <w:rFonts w:ascii="Times New Roman" w:cs="Times New Roman" w:eastAsia="Times New Roman" w:hAnsi="Times New Roman"/>
-          <w:sz w:val="24"/>
-          <w:szCs w:val="24"/>
-        </w:rPr>
-        <w:t xml:space="preserve">La navegación combina tres mecanismos, para que el usuario pueda moverse paso a paso o ir directamente a un lugar.</w:t>
-      </w:r>
-    </w:p>
-    <w:p>
-      <w:pPr>
-        <w:spacing w:after="0" w:line="360"/>
-        <w:ind w:firstLine="709"/>
-        <w:jc w:val="both"/>
-      </w:pPr>
-      <w:r>
-        <w:rPr>
-          <w:rFonts w:ascii="Times New Roman" w:cs="Times New Roman" w:eastAsia="Times New Roman" w:hAnsi="Times New Roman"/>
-          <w:b/>
-          <w:bCs/>
-          <w:sz w:val="24"/>
-          <w:szCs w:val="24"/>
-        </w:rPr>
-        <w:t xml:space="preserve">Giro de la vista. </w:t>
-      </w:r>
-      <w:r>
-        <w:rPr>
-          <w:rFonts w:ascii="Times New Roman" w:cs="Times New Roman" w:eastAsia="Times New Roman" w:hAnsi="Times New Roman"/>
-          <w:sz w:val="24"/>
-          <w:szCs w:val="24"/>
-        </w:rPr>
-        <w:t xml:space="preserve">el usuario arrastra con el ratón o con el dedo para mirar alrededor. El movimiento sigue el sentido del arrastre, como en los mapas en línea, que fue el comportamiento que resultó más natural en las pruebas internas. El acercamiento con la rueda del ratón o con dos dedos está limitado para no romper la sensación de estar de pie en un punto.</w:t>
-      </w:r>
-    </w:p>
-    <w:p>
-      <w:pPr>
-        <w:spacing w:after="0" w:line="360"/>
-        <w:ind w:firstLine="709"/>
-        <w:jc w:val="both"/>
-      </w:pPr>
-      <w:r>
-        <w:rPr>
-          <w:rFonts w:ascii="Times New Roman" w:cs="Times New Roman" w:eastAsia="Times New Roman" w:hAnsi="Times New Roman"/>
-          <w:b/>
-          <w:bCs/>
-          <w:sz w:val="24"/>
-          <w:szCs w:val="24"/>
-        </w:rPr>
-        <w:t xml:space="preserve">Teletransporte. </w:t>
-      </w:r>
-      <w:r>
-        <w:rPr>
-          <w:rFonts w:ascii="Times New Roman" w:cs="Times New Roman" w:eastAsia="Times New Roman" w:hAnsi="Times New Roman"/>
-          <w:sz w:val="24"/>
-          <w:szCs w:val="24"/>
-        </w:rPr>
-        <w:t xml:space="preserve">en cada panorámica se muestran botones ubicados en la dirección de los lugares vecinos. Al pulsar un botón, la pantalla hace una transición breve y se carga la panorámica de destino. Un gestor define qué botones pertenecen a cada panorámica, de modo que solo se muestran los que corresponden al lugar actual. Este mecanismo reproduce la lógica de avanzar por una ruta y sostiene la continuidad espacial entre espacios.</w:t>
-      </w:r>
-    </w:p>
-    <w:p>
-      <w:pPr>
-        <w:spacing w:after="0" w:line="360"/>
-        <w:ind w:firstLine="709"/>
-        <w:jc w:val="both"/>
-      </w:pPr>
-      <w:r>
-        <w:rPr>
-          <w:rFonts w:ascii="Times New Roman" w:cs="Times New Roman" w:eastAsia="Times New Roman" w:hAnsi="Times New Roman"/>
-          <w:b/>
-          <w:bCs/>
-          <w:sz w:val="24"/>
-          <w:szCs w:val="24"/>
-        </w:rPr>
-        <w:t xml:space="preserve">Puntos de edificio. </w:t>
-      </w:r>
-      <w:r>
-        <w:rPr>
-          <w:rFonts w:ascii="Times New Roman" w:cs="Times New Roman" w:eastAsia="Times New Roman" w:hAnsi="Times New Roman"/>
-          <w:sz w:val="24"/>
-          <w:szCs w:val="24"/>
-        </w:rPr>
-        <w:t xml:space="preserve">en la vista aérea de inicio, cada edificio tiene un punto que abre un menú con sus lugares. Solo puede haber un menú abierto a la vez. El menú se cierra al elegir un lugar, al pulsar el botón de cierre o al tocar fuera de él, y mientras está abierto los demás elementos no responden, para evitar selecciones accidentales.</w:t>
-      </w:r>
-    </w:p>
-    <w:p>
-      <w:pPr>
-        <w:spacing w:after="0" w:line="360"/>
-        <w:ind w:firstLine="709"/>
-        <w:jc w:val="both"/>
-      </w:pPr>
-      <w:r>
-        <w:rPr>
-          <w:rFonts w:ascii="Times New Roman" w:cs="Times New Roman" w:eastAsia="Times New Roman" w:hAnsi="Times New Roman"/>
-          <w:b/>
-          <w:bCs/>
-          <w:sz w:val="24"/>
-          <w:szCs w:val="24"/>
-        </w:rPr>
-        <w:t xml:space="preserve">Menú lateral. </w:t>
-      </w:r>
-      <w:r>
-        <w:rPr>
-          <w:rFonts w:ascii="Times New Roman" w:cs="Times New Roman" w:eastAsia="Times New Roman" w:hAnsi="Times New Roman"/>
-          <w:sz w:val="24"/>
-          <w:szCs w:val="24"/>
-        </w:rPr>
-        <w:t xml:space="preserve">un botón fijo abre un panel con todos los lugares del campus agrupados por zona. Permite ir a cualquier lugar desde cualquier punto del recorrido e indica en qué lugar se encuentra el usuario, lo que atiende la heurística de visibilidad del estado del sistema (Nielsen, 1994).</w:t>
       </w:r>
     </w:p>
     <w:p>
@@ -10881,7 +10970,7 @@
           <w:sz w:val="24"/>
           <w:szCs w:val="24"/>
         </w:rPr>
-        <w:t xml:space="preserve">Figura 7</w:t>
+        <w:t xml:space="preserve">Figura 8</w:t>
       </w:r>
       <w:r>
         <w:rPr>
@@ -10892,7 +10981,7 @@
           <w:szCs w:val="24"/>
         </w:rPr>
         <w:br/>
-        <w:t xml:space="preserve">Vista aérea de inicio con los puntos de edificio</w:t>
+        <w:t xml:space="preserve">Botones de teletransporte dentro de un espacio</w:t>
       </w:r>
     </w:p>
     <w:p>
@@ -10913,7 +11002,7 @@
           <w:szCs w:val="22"/>
           <w:highlight w:val="yellow"/>
         </w:rPr>
-        <w:t xml:space="preserve">INSERTAR FIGURA: captura del recorrido en la vista de inicio, con los puntos de los edificios y un menú abierto.</w:t>
+        <w:t xml:space="preserve">INSERTAR FIGURA: captura de un interior con los botones de teletransporte y el indicador del lugar actual.</w:t>
       </w:r>
     </w:p>
     <w:p>
@@ -10945,7 +11034,7 @@
           <w:sz w:val="24"/>
           <w:szCs w:val="24"/>
         </w:rPr>
-        <w:t xml:space="preserve">Figura 8</w:t>
+        <w:t xml:space="preserve">Figura 9</w:t>
       </w:r>
       <w:r>
         <w:rPr>
@@ -10956,7 +11045,7 @@
           <w:szCs w:val="24"/>
         </w:rPr>
         <w:br/>
-        <w:t xml:space="preserve">Botones de teletransporte dentro de un espacio</w:t>
+        <w:t xml:space="preserve">Menú lateral de lugares del campus</w:t>
       </w:r>
     </w:p>
     <w:p>
@@ -10977,7 +11066,7 @@
           <w:szCs w:val="22"/>
           <w:highlight w:val="yellow"/>
         </w:rPr>
-        <w:t xml:space="preserve">INSERTAR FIGURA: captura de un interior con los botones de teletransporte y el indicador del lugar actual.</w:t>
+        <w:t xml:space="preserve">INSERTAR FIGURA: captura del menú lateral abierto, con las zonas y el lugar actual resaltado.</w:t>
       </w:r>
     </w:p>
     <w:p>
@@ -10992,6 +11081,70 @@
           <w:szCs w:val="20"/>
         </w:rPr>
         <w:t xml:space="preserve">Fuente: autores de la investigación.</w:t>
+      </w:r>
+    </w:p>
+    <w:p>
+      <w:pPr>
+        <w:pStyle w:val="Heading3"/>
+        <w:spacing w:after="0" w:before="240" w:line="360"/>
+        <w:jc w:val="left"/>
+      </w:pPr>
+      <w:r>
+        <w:rPr>
+          <w:rFonts w:ascii="Times New Roman" w:cs="Times New Roman" w:eastAsia="Times New Roman" w:hAnsi="Times New Roman"/>
+          <w:b/>
+          <w:bCs/>
+          <w:i/>
+          <w:iCs/>
+          <w:sz w:val="24"/>
+          <w:szCs w:val="24"/>
+        </w:rPr>
+        <w:t xml:space="preserve">7.3.4 Puntos y fichas de información</w:t>
+      </w:r>
+    </w:p>
+    <w:p>
+      <w:pPr>
+        <w:spacing w:after="0" w:line="360"/>
+        <w:ind w:firstLine="709"/>
+        <w:jc w:val="both"/>
+      </w:pPr>
+      <w:r>
+        <w:rPr>
+          <w:rFonts w:ascii="Times New Roman" w:cs="Times New Roman" w:eastAsia="Times New Roman" w:hAnsi="Times New Roman"/>
+          <w:sz w:val="24"/>
+          <w:szCs w:val="24"/>
+        </w:rPr>
+        <w:t xml:space="preserve">La encuesta previa mostró que los estudiantes quieren saber dónde queda cada dependencia, qué servicios ofrece y en qué horario atiende. Para responder a esa necesidad se ubicaron puntos de información en los espacios de mayor relevancia. Cada punto se identifica con una letra «i» y con el nombre del lugar, y al pulsarlo se abre un panel lateral con la ficha.</w:t>
+      </w:r>
+    </w:p>
+    <w:p>
+      <w:pPr>
+        <w:spacing w:after="0" w:line="360"/>
+        <w:ind w:firstLine="709"/>
+        <w:jc w:val="both"/>
+      </w:pPr>
+      <w:r>
+        <w:rPr>
+          <w:rFonts w:ascii="Times New Roman" w:cs="Times New Roman" w:eastAsia="Times New Roman" w:hAnsi="Times New Roman"/>
+          <w:sz w:val="24"/>
+          <w:szCs w:val="24"/>
+        </w:rPr>
+        <w:t xml:space="preserve">Cada ficha contiene el nombre oficial, el tipo de lugar (oficina, edificio, servicio, espacio o dato), la zona, un resumen, una descripción, la lista de lo que el usuario encuentra allí, el horario, la ubicación, el contacto y un enlace a la página oficial cuando existe. También se crearon fichas para edificios a los que el recorrido no ingresa, de modo que el usuario sepa qué hay dentro.</w:t>
+      </w:r>
+    </w:p>
+    <w:p>
+      <w:pPr>
+        <w:spacing w:after="0" w:line="360"/>
+        <w:ind w:firstLine="709"/>
+        <w:jc w:val="both"/>
+      </w:pPr>
+      <w:r>
+        <w:rPr>
+          <w:rFonts w:ascii="Times New Roman" w:cs="Times New Roman" w:eastAsia="Times New Roman" w:hAnsi="Times New Roman"/>
+          <w:sz w:val="24"/>
+          <w:szCs w:val="24"/>
+        </w:rPr>
+        <w:t xml:space="preserve">La información se tomó del sitio web de la Universidad de Boyacá y de documentos institucionales públicos, y se registró la fuente de cada ficha. El contenido no está escrito dentro del programa: se guarda en un catálogo independiente, en formato JSON, que contiene 27 fichas, los nombres oficiales de los 48 espacios y las preguntas del guía. Cada punto de información se enlaza con su ficha mediante un identificador. Esta separación atiende el criterio de sostenibilidad señalado por Hendricks et al. (2021): la Universidad puede corregir un horario o un nombre editando el catálogo, sin modificar el programa.</w:t>
       </w:r>
     </w:p>
     <w:p>
@@ -11009,7 +11162,7 @@
           <w:sz w:val="24"/>
           <w:szCs w:val="24"/>
         </w:rPr>
-        <w:t xml:space="preserve">Figura 9</w:t>
+        <w:t xml:space="preserve">Figura 10</w:t>
       </w:r>
       <w:r>
         <w:rPr>
@@ -11020,7 +11173,7 @@
           <w:szCs w:val="24"/>
         </w:rPr>
         <w:br/>
-        <w:t xml:space="preserve">Menú lateral de lugares del campus</w:t>
+        <w:t xml:space="preserve">Punto de información y ficha de una dependencia</w:t>
       </w:r>
     </w:p>
     <w:p>
@@ -11041,7 +11194,7 @@
           <w:szCs w:val="22"/>
           <w:highlight w:val="yellow"/>
         </w:rPr>
-        <w:t xml:space="preserve">INSERTAR FIGURA: captura del menú lateral abierto, con las zonas y el lugar actual resaltado.</w:t>
+        <w:t xml:space="preserve">INSERTAR FIGURA: captura de un punto de información con su ficha abierta, por ejemplo la Rectoría.</w:t>
       </w:r>
     </w:p>
     <w:p>
@@ -11074,7 +11227,7 @@
           <w:sz w:val="24"/>
           <w:szCs w:val="24"/>
         </w:rPr>
-        <w:t xml:space="preserve">7.3.4 Puntos y fichas de información</w:t>
+        <w:t xml:space="preserve">7.3.5 Guía virtual interactivo</w:t>
       </w:r>
     </w:p>
     <w:p>
@@ -11089,135 +11242,7 @@
           <w:sz w:val="24"/>
           <w:szCs w:val="24"/>
         </w:rPr>
-        <w:t xml:space="preserve">La encuesta previa mostró que los estudiantes quieren saber dónde queda cada dependencia, qué servicios ofrece y en qué horario atiende. Para responder a esa necesidad se ubicaron puntos de información en los espacios de mayor relevancia. Cada punto se identifica con una letra «i» y con el nombre del lugar, y al pulsarlo se abre un panel lateral con la ficha.</w:t>
-      </w:r>
-    </w:p>
-    <w:p>
-      <w:pPr>
-        <w:spacing w:after="0" w:line="360"/>
-        <w:ind w:firstLine="709"/>
-        <w:jc w:val="both"/>
-      </w:pPr>
-      <w:r>
-        <w:rPr>
-          <w:rFonts w:ascii="Times New Roman" w:cs="Times New Roman" w:eastAsia="Times New Roman" w:hAnsi="Times New Roman"/>
-          <w:sz w:val="24"/>
-          <w:szCs w:val="24"/>
-        </w:rPr>
-        <w:t xml:space="preserve">Cada ficha contiene el nombre oficial, el tipo de lugar (oficina, edificio, servicio, espacio o dato), la zona, un resumen, una descripción, la lista de lo que el usuario encuentra allí, el horario, la ubicación, el contacto y un enlace a la página oficial cuando existe. También se crearon fichas para edificios a los que el recorrido no ingresa, de modo que el usuario sepa qué hay dentro.</w:t>
-      </w:r>
-    </w:p>
-    <w:p>
-      <w:pPr>
-        <w:spacing w:after="0" w:line="360"/>
-        <w:ind w:firstLine="709"/>
-        <w:jc w:val="both"/>
-      </w:pPr>
-      <w:r>
-        <w:rPr>
-          <w:rFonts w:ascii="Times New Roman" w:cs="Times New Roman" w:eastAsia="Times New Roman" w:hAnsi="Times New Roman"/>
-          <w:sz w:val="24"/>
-          <w:szCs w:val="24"/>
-        </w:rPr>
-        <w:t xml:space="preserve">La información se tomó del sitio web de la Universidad de Boyacá y de documentos institucionales públicos, y se registró la fuente de cada ficha. El contenido no está escrito dentro del programa: se guarda en un catálogo independiente, en formato JSON, que contiene 27 fichas, los nombres oficiales de los 48 espacios y las preguntas del guía. Cada punto de información se enlaza con su ficha mediante un identificador. Esta separación atiende el criterio de sostenibilidad señalado por Hendricks et al. (2021): la Universidad puede corregir un horario o un nombre editando el catálogo, sin modificar el programa.</w:t>
-      </w:r>
-    </w:p>
-    <w:p>
-      <w:pPr>
-        <w:pStyle w:val="TituloFigura"/>
-        <w:keepNext/>
-        <w:spacing w:after="0" w:before="240" w:line="360"/>
-        <w:jc w:val="left"/>
-      </w:pPr>
-      <w:r>
-        <w:rPr>
-          <w:rFonts w:ascii="Times New Roman" w:cs="Times New Roman" w:eastAsia="Times New Roman" w:hAnsi="Times New Roman"/>
-          <w:b/>
-          <w:bCs/>
-          <w:sz w:val="24"/>
-          <w:szCs w:val="24"/>
-        </w:rPr>
-        <w:t xml:space="preserve">Figura 10</w:t>
-      </w:r>
-      <w:r>
-        <w:rPr>
-          <w:rFonts w:ascii="Times New Roman" w:cs="Times New Roman" w:eastAsia="Times New Roman" w:hAnsi="Times New Roman"/>
-          <w:i/>
-          <w:iCs/>
-          <w:sz w:val="24"/>
-          <w:szCs w:val="24"/>
-        </w:rPr>
-        <w:br/>
-        <w:t xml:space="preserve">Punto de información y ficha de una dependencia</w:t>
-      </w:r>
-    </w:p>
-    <w:p>
-      <w:pPr>
-        <w:pBdr>
-          <w:top w:val="dashed" w:color="808080" w:sz="6"/>
-          <w:left w:val="dashed" w:color="808080" w:sz="6"/>
-          <w:bottom w:val="dashed" w:color="808080" w:sz="6"/>
-          <w:right w:val="dashed" w:color="808080" w:sz="6"/>
-        </w:pBdr>
-        <w:spacing w:after="600" w:before="600" w:line="276"/>
-        <w:jc w:val="center"/>
-      </w:pPr>
-      <w:r>
-        <w:rPr>
-          <w:rFonts w:ascii="Times New Roman" w:cs="Times New Roman" w:eastAsia="Times New Roman" w:hAnsi="Times New Roman"/>
-          <w:sz w:val="22"/>
-          <w:szCs w:val="22"/>
-          <w:highlight w:val="yellow"/>
-        </w:rPr>
-        <w:t xml:space="preserve">INSERTAR FIGURA: captura de un punto de información con su ficha abierta, por ejemplo la Rectoría.</w:t>
-      </w:r>
-    </w:p>
-    <w:p>
-      <w:pPr>
-        <w:spacing w:after="240" w:line="240"/>
-        <w:jc w:val="left"/>
-      </w:pPr>
-      <w:r>
-        <w:rPr>
-          <w:rFonts w:ascii="Times New Roman" w:cs="Times New Roman" w:eastAsia="Times New Roman" w:hAnsi="Times New Roman"/>
-          <w:sz w:val="20"/>
-          <w:szCs w:val="20"/>
-        </w:rPr>
-        <w:t xml:space="preserve">Fuente: autores de la investigación.</w:t>
-      </w:r>
-    </w:p>
-    <w:p>
-      <w:pPr>
-        <w:pStyle w:val="Heading3"/>
-        <w:spacing w:after="0" w:before="240" w:line="360"/>
-        <w:jc w:val="left"/>
-      </w:pPr>
-      <w:r>
-        <w:rPr>
-          <w:rFonts w:ascii="Times New Roman" w:cs="Times New Roman" w:eastAsia="Times New Roman" w:hAnsi="Times New Roman"/>
-          <w:b/>
-          <w:bCs/>
-          <w:i/>
-          <w:iCs/>
-          <w:sz w:val="24"/>
-          <w:szCs w:val="24"/>
-        </w:rPr>
-        <w:t xml:space="preserve">7.3.5 Guía virtual interactivo</w:t>
-      </w:r>
-    </w:p>
-    <w:p>
-      <w:pPr>
-        <w:spacing w:after="0" w:line="360"/>
-        <w:ind w:firstLine="709"/>
-        <w:jc w:val="both"/>
-      </w:pPr>
-      <w:r>
-        <w:rPr>
-          <w:rFonts w:ascii="Times New Roman" w:cs="Times New Roman" w:eastAsia="Times New Roman" w:hAnsi="Times New Roman"/>
-          <w:sz w:val="24"/>
-          <w:szCs w:val="24"/>
-        </w:rPr>
-        <w:t xml:space="preserve">El guía virtual es un panel al que se accede con un botón fijo. Presenta 24 preguntas predefinidas, agrupadas en cinco categorías: servicios para el estudiante (8), edificios (6), oficinas (4), auditorios y salones (4) y sobre la Universidad (2). Al elegir una pregunta, el guía muestra la respuesta y ofrece dos acciones: ir al lugar al que se refiere la respuesta y abrir su ficha. Así, el guía funciona como una entrada por necesidades, del tipo «dónde hago un trámite», que complementa la entrada por lugares del menú.</w:t>
+        <w:t xml:space="preserve">El guía virtual es un panel al que se accede con un botón fijo. Presenta 24 preguntas predefinidas, agrupadas en cinco categorías: servicios para el estudiante (8), edificios (6), oficinas (4), auditorios y salones (4) y sobre la Universidad (2). Al elegir una pregunta, el guía muestra la respuesta y ofrece dos acciones: ir al lugar al que se refiere la respuesta y abrir su ficha. Para no mostrar todas las preguntas a la vez, el panel presenta primero las que corresponden al lugar o al edificio donde está el usuario, y debajo las demás, en categorías que se despliegan al tocarlas. Así, el guía funciona como una entrada por necesidades, del tipo «dónde hago un trámite», que complementa la entrada por lugares del menú.</w:t>
       </w:r>
     </w:p>
     <w:p>
@@ -12135,7 +12160,7 @@
           <w:sz w:val="24"/>
           <w:szCs w:val="24"/>
         </w:rPr>
-        <w:t xml:space="preserve">Con 48 panorámicas, incluir todas las imágenes en la descarga inicial habría hecho inviable el uso en teléfonos. Por eso las panorámicas se separaron del programa: cada una se empaqueta en un archivo independiente y se descarga solo cuando el usuario va a ese lugar. Mientras se descarga se muestra una pantalla de carga con el logotipo de la Universidad. En memoria se conservan como máximo las cuatro panorámicas más recientes y las demás se liberan.</w:t>
+        <w:t xml:space="preserve">Con 48 panorámicas, incluir todas las imágenes en la descarga inicial habría hecho inviable el uso en teléfonos. Por eso las panorámicas se separaron del programa: cada una se empaqueta en un archivo independiente y se descarga solo cuando el usuario va a ese lugar. Mientras se descarga se muestra una pantalla de carga con el logotipo de la Universidad. Para que el cambio de lugar no tenga espera, al llegar a un espacio el recorrido descarga en segundo plano las panorámicas de los lugares vecinos, es decir, aquellos a los que llevan sus botones de teletransporte, empezando por el que queda hacia donde mira el usuario. En memoria se conservan el lugar actual, sus vecinos y los últimos visitados, hasta diez panorámicas en computador y seis en teléfono, y las demás se liberan.</w:t>
       </w:r>
     </w:p>
     <w:p>
@@ -12302,7 +12327,7 @@
                 <w:sz w:val="22"/>
                 <w:szCs w:val="22"/>
               </w:rPr>
-              <w:t xml:space="preserve">Panorámicas descargadas por demanda</w:t>
+              <w:t xml:space="preserve">Panorámicas separadas del programa</w:t>
             </w:r>
           </w:p>
         </w:tc>
@@ -12444,7 +12469,78 @@
                 <w:sz w:val="22"/>
                 <w:szCs w:val="22"/>
               </w:rPr>
-              <w:t xml:space="preserve">Máximo de cuatro panorámicas en memoria</w:t>
+              <w:t xml:space="preserve">Descarga anticipada de los lugares vecinos</w:t>
+            </w:r>
+          </w:p>
+        </w:tc>
+        <w:tc>
+          <w:tcPr>
+            <w:tcW w:type="dxa" w:w="5004"/>
+            <w:tcBorders>
+              <w:top w:val="none" w:color="FFFFFF" w:sz="0"/>
+              <w:left w:val="none" w:color="FFFFFF" w:sz="0"/>
+              <w:bottom w:val="none" w:color="FFFFFF" w:sz="0"/>
+              <w:right w:val="none" w:color="FFFFFF" w:sz="0"/>
+            </w:tcBorders>
+            <w:tcMar>
+              <w:top w:type="dxa" w:w="60"/>
+              <w:left w:type="dxa" w:w="80"/>
+              <w:bottom w:type="dxa" w:w="60"/>
+              <w:right w:type="dxa" w:w="80"/>
+            </w:tcMar>
+          </w:tcPr>
+          <w:p>
+            <w:pPr>
+              <w:spacing w:after="0" w:line="276"/>
+              <w:jc w:val="left"/>
+            </w:pPr>
+            <w:r>
+              <w:rPr>
+                <w:rFonts w:ascii="Times New Roman" w:cs="Times New Roman" w:eastAsia="Times New Roman" w:hAnsi="Times New Roman"/>
+                <w:b w:val="false"/>
+                <w:bCs w:val="false"/>
+                <w:sz w:val="22"/>
+                <w:szCs w:val="22"/>
+              </w:rPr>
+              <w:t xml:space="preserve">El cambio de lugar no muestra pantalla de carga</w:t>
+            </w:r>
+          </w:p>
+        </w:tc>
+      </w:tr>
+      <w:tr>
+        <w:trPr>
+          <w:cantSplit/>
+        </w:trPr>
+        <w:tc>
+          <w:tcPr>
+            <w:tcW w:type="dxa" w:w="4095"/>
+            <w:tcBorders>
+              <w:top w:val="none" w:color="FFFFFF" w:sz="0"/>
+              <w:left w:val="none" w:color="FFFFFF" w:sz="0"/>
+              <w:bottom w:val="none" w:color="FFFFFF" w:sz="0"/>
+              <w:right w:val="none" w:color="FFFFFF" w:sz="0"/>
+            </w:tcBorders>
+            <w:tcMar>
+              <w:top w:type="dxa" w:w="60"/>
+              <w:left w:type="dxa" w:w="80"/>
+              <w:bottom w:type="dxa" w:w="60"/>
+              <w:right w:type="dxa" w:w="80"/>
+            </w:tcMar>
+          </w:tcPr>
+          <w:p>
+            <w:pPr>
+              <w:spacing w:after="0" w:line="276"/>
+              <w:jc w:val="left"/>
+            </w:pPr>
+            <w:r>
+              <w:rPr>
+                <w:rFonts w:ascii="Times New Roman" w:cs="Times New Roman" w:eastAsia="Times New Roman" w:hAnsi="Times New Roman"/>
+                <w:b w:val="false"/>
+                <w:bCs w:val="false"/>
+                <w:sz w:val="22"/>
+                <w:szCs w:val="22"/>
+              </w:rPr>
+              <w:t xml:space="preserve">Límite de panorámicas en memoria (diez en computador, seis en teléfono)</w:t>
             </w:r>
           </w:p>
         </w:tc>
